--- a/작업일지/2026.04 작업일지.docx
+++ b/작업일지/2026.04 작업일지.docx
@@ -112,11 +112,6 @@
       </w:r>
     </w:p>
     <w:p>
-      <w:pPr>
-        <w:rPr>
-          <w:rFonts w:hint="eastAsia"/>
-        </w:rPr>
-      </w:pPr>
       <w:r>
         <w:rPr>
           <w:rFonts w:hint="eastAsia"/>
@@ -194,11 +189,6 @@
       </w:r>
     </w:p>
     <w:p>
-      <w:pPr>
-        <w:rPr>
-          <w:rFonts w:hint="eastAsia"/>
-        </w:rPr>
-      </w:pPr>
       <w:r>
         <w:rPr>
           <w:rFonts w:hint="eastAsia"/>
@@ -236,6 +226,11 @@
       </w:r>
     </w:p>
     <w:p>
+      <w:pPr>
+        <w:rPr>
+          <w:rFonts w:hint="eastAsia"/>
+        </w:rPr>
+      </w:pPr>
       <w:r>
         <w:rPr>
           <w:rFonts w:hint="eastAsia"/>
@@ -247,6 +242,12 @@
           <w:rFonts w:hint="eastAsia"/>
         </w:rPr>
         <w:t xml:space="preserve"> </w:t>
+      </w:r>
+      <w:r>
+        <w:rPr>
+          <w:rFonts w:hint="eastAsia"/>
+        </w:rPr>
+        <w:t>몬스터 행동 트리로 변경, 맵 데이터 불러올 수 있도록 추가</w:t>
       </w:r>
     </w:p>
     <w:p>
@@ -1004,6 +1005,7 @@
   <w:style w:type="character" w:default="1" w:styleId="a0">
     <w:name w:val="Default Paragraph Font"/>
     <w:uiPriority w:val="1"/>
+    <w:semiHidden/>
     <w:unhideWhenUsed/>
   </w:style>
   <w:style w:type="table" w:default="1" w:styleId="a1">

--- a/작업일지/2026.04 작업일지.docx
+++ b/작업일지/2026.04 작업일지.docx
@@ -226,11 +226,6 @@
       </w:r>
     </w:p>
     <w:p>
-      <w:pPr>
-        <w:rPr>
-          <w:rFonts w:hint="eastAsia"/>
-        </w:rPr>
-      </w:pPr>
       <w:r>
         <w:rPr>
           <w:rFonts w:hint="eastAsia"/>
@@ -276,6 +271,12 @@
           <w:rFonts w:hint="eastAsia"/>
         </w:rPr>
         <w:t xml:space="preserve"> </w:t>
+      </w:r>
+      <w:r>
+        <w:rPr>
+          <w:rFonts w:hint="eastAsia"/>
+        </w:rPr>
+        <w:t>캐릭터1 애니메이션 제작</w:t>
       </w:r>
     </w:p>
     <w:p/>

--- a/작업일지/2026.04 작업일지.docx
+++ b/작업일지/2026.04 작업일지.docx
@@ -72,11 +72,19 @@
       </w:r>
     </w:p>
     <w:p>
-      <w:r>
-        <w:rPr>
-          <w:rFonts w:hint="eastAsia"/>
-        </w:rPr>
-        <w:t>최재헌:</w:t>
+      <w:proofErr w:type="spellStart"/>
+      <w:r>
+        <w:rPr>
+          <w:rFonts w:hint="eastAsia"/>
+        </w:rPr>
+        <w:t>최재헌</w:t>
+      </w:r>
+      <w:proofErr w:type="spellEnd"/>
+      <w:r>
+        <w:rPr>
+          <w:rFonts w:hint="eastAsia"/>
+        </w:rPr>
+        <w:t>:</w:t>
       </w:r>
       <w:r>
         <w:rPr>
@@ -84,11 +92,19 @@
         </w:rPr>
         <w:t xml:space="preserve"> </w:t>
       </w:r>
-      <w:r>
-        <w:rPr>
-          <w:rFonts w:hint="eastAsia"/>
-        </w:rPr>
-        <w:t>NavMesh 적용, 몬스터 배회, 공격 로직을 무기 종류에 따라 적용하도록 변경</w:t>
+      <w:proofErr w:type="spellStart"/>
+      <w:r>
+        <w:rPr>
+          <w:rFonts w:hint="eastAsia"/>
+        </w:rPr>
+        <w:t>NavMesh</w:t>
+      </w:r>
+      <w:proofErr w:type="spellEnd"/>
+      <w:r>
+        <w:rPr>
+          <w:rFonts w:hint="eastAsia"/>
+        </w:rPr>
+        <w:t xml:space="preserve"> 적용, 몬스터 배회, 공격 로직을 무기 종류에 따라 적용하도록 변경</w:t>
       </w:r>
     </w:p>
     <w:p>
@@ -124,11 +140,19 @@
         </w:rPr>
         <w:t xml:space="preserve"> </w:t>
       </w:r>
-      <w:r>
-        <w:rPr>
-          <w:rFonts w:hint="eastAsia"/>
-        </w:rPr>
-        <w:t>한손검1 UV 작업</w:t>
+      <w:proofErr w:type="spellStart"/>
+      <w:r>
+        <w:rPr>
+          <w:rFonts w:hint="eastAsia"/>
+        </w:rPr>
+        <w:t>한손검</w:t>
+      </w:r>
+      <w:proofErr w:type="spellEnd"/>
+      <w:r>
+        <w:rPr>
+          <w:rFonts w:hint="eastAsia"/>
+        </w:rPr>
+        <w:t>1 UV 작업</w:t>
       </w:r>
     </w:p>
     <w:p/>
@@ -149,11 +173,19 @@
       </w:r>
     </w:p>
     <w:p>
-      <w:r>
-        <w:rPr>
-          <w:rFonts w:hint="eastAsia"/>
-        </w:rPr>
-        <w:t>최재헌:</w:t>
+      <w:proofErr w:type="spellStart"/>
+      <w:r>
+        <w:rPr>
+          <w:rFonts w:hint="eastAsia"/>
+        </w:rPr>
+        <w:t>최재헌</w:t>
+      </w:r>
+      <w:proofErr w:type="spellEnd"/>
+      <w:r>
+        <w:rPr>
+          <w:rFonts w:hint="eastAsia"/>
+        </w:rPr>
+        <w:t>:</w:t>
       </w:r>
       <w:r>
         <w:rPr>
@@ -185,7 +217,21 @@
         <w:rPr>
           <w:rFonts w:hint="eastAsia"/>
         </w:rPr>
-        <w:t>맵 동기화(맵의 ID, Seed 값을 바이트 배열로 포장)</w:t>
+        <w:t>맵 동기화(</w:t>
+      </w:r>
+      <w:proofErr w:type="spellStart"/>
+      <w:r>
+        <w:rPr>
+          <w:rFonts w:hint="eastAsia"/>
+        </w:rPr>
+        <w:t>맵의</w:t>
+      </w:r>
+      <w:proofErr w:type="spellEnd"/>
+      <w:r>
+        <w:rPr>
+          <w:rFonts w:hint="eastAsia"/>
+        </w:rPr>
+        <w:t xml:space="preserve"> ID, Seed 값을 바이트 배열로 포장)</w:t>
       </w:r>
     </w:p>
     <w:p>
@@ -226,11 +272,19 @@
       </w:r>
     </w:p>
     <w:p>
-      <w:r>
-        <w:rPr>
-          <w:rFonts w:hint="eastAsia"/>
-        </w:rPr>
-        <w:t>최재헌:</w:t>
+      <w:proofErr w:type="spellStart"/>
+      <w:r>
+        <w:rPr>
+          <w:rFonts w:hint="eastAsia"/>
+        </w:rPr>
+        <w:t>최재헌</w:t>
+      </w:r>
+      <w:proofErr w:type="spellEnd"/>
+      <w:r>
+        <w:rPr>
+          <w:rFonts w:hint="eastAsia"/>
+        </w:rPr>
+        <w:t>:</w:t>
       </w:r>
       <w:r>
         <w:rPr>
@@ -257,6 +311,25 @@
           <w:rFonts w:hint="eastAsia"/>
         </w:rPr>
         <w:t xml:space="preserve"> </w:t>
+      </w:r>
+      <w:proofErr w:type="spellStart"/>
+      <w:r>
+        <w:rPr>
+          <w:rFonts w:hint="eastAsia"/>
+        </w:rPr>
+        <w:t>분산서버을</w:t>
+      </w:r>
+      <w:proofErr w:type="spellEnd"/>
+      <w:r>
+        <w:t xml:space="preserve"> 통한 세션 관리, 세션내 Player들만 </w:t>
+      </w:r>
+      <w:proofErr w:type="spellStart"/>
+      <w:r>
+        <w:t>인게임</w:t>
+      </w:r>
+      <w:proofErr w:type="spellEnd"/>
+      <w:r>
+        <w:t xml:space="preserve"> 동기화</w:t>
       </w:r>
     </w:p>
     <w:p>
@@ -297,11 +370,19 @@
       </w:r>
     </w:p>
     <w:p>
-      <w:r>
-        <w:rPr>
-          <w:rFonts w:hint="eastAsia"/>
-        </w:rPr>
-        <w:t>최재헌:</w:t>
+      <w:proofErr w:type="spellStart"/>
+      <w:r>
+        <w:rPr>
+          <w:rFonts w:hint="eastAsia"/>
+        </w:rPr>
+        <w:t>최재헌</w:t>
+      </w:r>
+      <w:proofErr w:type="spellEnd"/>
+      <w:r>
+        <w:rPr>
+          <w:rFonts w:hint="eastAsia"/>
+        </w:rPr>
+        <w:t>:</w:t>
       </w:r>
       <w:r>
         <w:rPr>
@@ -1006,7 +1087,6 @@
   <w:style w:type="character" w:default="1" w:styleId="a0">
     <w:name w:val="Default Paragraph Font"/>
     <w:uiPriority w:val="1"/>
-    <w:semiHidden/>
     <w:unhideWhenUsed/>
   </w:style>
   <w:style w:type="table" w:default="1" w:styleId="a1">

--- a/작업일지/2026.04 작업일지.docx
+++ b/작업일지/2026.04 작업일지.docx
@@ -72,19 +72,11 @@
       </w:r>
     </w:p>
     <w:p>
-      <w:proofErr w:type="spellStart"/>
-      <w:r>
-        <w:rPr>
-          <w:rFonts w:hint="eastAsia"/>
-        </w:rPr>
-        <w:t>최재헌</w:t>
-      </w:r>
-      <w:proofErr w:type="spellEnd"/>
-      <w:r>
-        <w:rPr>
-          <w:rFonts w:hint="eastAsia"/>
-        </w:rPr>
-        <w:t>:</w:t>
+      <w:r>
+        <w:rPr>
+          <w:rFonts w:hint="eastAsia"/>
+        </w:rPr>
+        <w:t>최재헌:</w:t>
       </w:r>
       <w:r>
         <w:rPr>
@@ -92,19 +84,11 @@
         </w:rPr>
         <w:t xml:space="preserve"> </w:t>
       </w:r>
-      <w:proofErr w:type="spellStart"/>
-      <w:r>
-        <w:rPr>
-          <w:rFonts w:hint="eastAsia"/>
-        </w:rPr>
-        <w:t>NavMesh</w:t>
-      </w:r>
-      <w:proofErr w:type="spellEnd"/>
-      <w:r>
-        <w:rPr>
-          <w:rFonts w:hint="eastAsia"/>
-        </w:rPr>
-        <w:t xml:space="preserve"> 적용, 몬스터 배회, 공격 로직을 무기 종류에 따라 적용하도록 변경</w:t>
+      <w:r>
+        <w:rPr>
+          <w:rFonts w:hint="eastAsia"/>
+        </w:rPr>
+        <w:t>NavMesh 적용, 몬스터 배회, 공격 로직을 무기 종류에 따라 적용하도록 변경</w:t>
       </w:r>
     </w:p>
     <w:p>
@@ -140,19 +124,11 @@
         </w:rPr>
         <w:t xml:space="preserve"> </w:t>
       </w:r>
-      <w:proofErr w:type="spellStart"/>
-      <w:r>
-        <w:rPr>
-          <w:rFonts w:hint="eastAsia"/>
-        </w:rPr>
-        <w:t>한손검</w:t>
-      </w:r>
-      <w:proofErr w:type="spellEnd"/>
-      <w:r>
-        <w:rPr>
-          <w:rFonts w:hint="eastAsia"/>
-        </w:rPr>
-        <w:t>1 UV 작업</w:t>
+      <w:r>
+        <w:rPr>
+          <w:rFonts w:hint="eastAsia"/>
+        </w:rPr>
+        <w:t>한손검1 UV 작업</w:t>
       </w:r>
     </w:p>
     <w:p/>
@@ -173,19 +149,11 @@
       </w:r>
     </w:p>
     <w:p>
-      <w:proofErr w:type="spellStart"/>
-      <w:r>
-        <w:rPr>
-          <w:rFonts w:hint="eastAsia"/>
-        </w:rPr>
-        <w:t>최재헌</w:t>
-      </w:r>
-      <w:proofErr w:type="spellEnd"/>
-      <w:r>
-        <w:rPr>
-          <w:rFonts w:hint="eastAsia"/>
-        </w:rPr>
-        <w:t>:</w:t>
+      <w:r>
+        <w:rPr>
+          <w:rFonts w:hint="eastAsia"/>
+        </w:rPr>
+        <w:t>최재헌:</w:t>
       </w:r>
       <w:r>
         <w:rPr>
@@ -217,21 +185,7 @@
         <w:rPr>
           <w:rFonts w:hint="eastAsia"/>
         </w:rPr>
-        <w:t>맵 동기화(</w:t>
-      </w:r>
-      <w:proofErr w:type="spellStart"/>
-      <w:r>
-        <w:rPr>
-          <w:rFonts w:hint="eastAsia"/>
-        </w:rPr>
-        <w:t>맵의</w:t>
-      </w:r>
-      <w:proofErr w:type="spellEnd"/>
-      <w:r>
-        <w:rPr>
-          <w:rFonts w:hint="eastAsia"/>
-        </w:rPr>
-        <w:t xml:space="preserve"> ID, Seed 값을 바이트 배열로 포장)</w:t>
+        <w:t>맵 동기화(맵의 ID, Seed 값을 바이트 배열로 포장)</w:t>
       </w:r>
     </w:p>
     <w:p>
@@ -272,19 +226,11 @@
       </w:r>
     </w:p>
     <w:p>
-      <w:proofErr w:type="spellStart"/>
-      <w:r>
-        <w:rPr>
-          <w:rFonts w:hint="eastAsia"/>
-        </w:rPr>
-        <w:t>최재헌</w:t>
-      </w:r>
-      <w:proofErr w:type="spellEnd"/>
-      <w:r>
-        <w:rPr>
-          <w:rFonts w:hint="eastAsia"/>
-        </w:rPr>
-        <w:t>:</w:t>
+      <w:r>
+        <w:rPr>
+          <w:rFonts w:hint="eastAsia"/>
+        </w:rPr>
+        <w:t>최재헌:</w:t>
       </w:r>
       <w:r>
         <w:rPr>
@@ -312,24 +258,14 @@
         </w:rPr>
         <w:t xml:space="preserve"> </w:t>
       </w:r>
-      <w:proofErr w:type="spellStart"/>
       <w:r>
         <w:rPr>
           <w:rFonts w:hint="eastAsia"/>
         </w:rPr>
         <w:t>분산서버을</w:t>
       </w:r>
-      <w:proofErr w:type="spellEnd"/>
-      <w:r>
-        <w:t xml:space="preserve"> 통한 세션 관리, 세션내 Player들만 </w:t>
-      </w:r>
-      <w:proofErr w:type="spellStart"/>
-      <w:r>
-        <w:t>인게임</w:t>
-      </w:r>
-      <w:proofErr w:type="spellEnd"/>
-      <w:r>
-        <w:t xml:space="preserve"> 동기화</w:t>
+      <w:r>
+        <w:t xml:space="preserve"> 통한 세션 관리, 세션내 Player들만 인게임 동기화</w:t>
       </w:r>
     </w:p>
     <w:p>
@@ -370,25 +306,37 @@
       </w:r>
     </w:p>
     <w:p>
-      <w:proofErr w:type="spellStart"/>
-      <w:r>
-        <w:rPr>
-          <w:rFonts w:hint="eastAsia"/>
-        </w:rPr>
-        <w:t>최재헌</w:t>
-      </w:r>
-      <w:proofErr w:type="spellEnd"/>
-      <w:r>
-        <w:rPr>
-          <w:rFonts w:hint="eastAsia"/>
-        </w:rPr>
-        <w:t>:</w:t>
+      <w:pPr>
+        <w:rPr>
+          <w:rFonts w:hint="eastAsia"/>
+        </w:rPr>
+      </w:pPr>
+      <w:r>
+        <w:rPr>
+          <w:rFonts w:hint="eastAsia"/>
+        </w:rPr>
+        <w:t>최재헌:</w:t>
       </w:r>
       <w:r>
         <w:rPr>
           <w:rFonts w:hint="eastAsia"/>
         </w:rPr>
         <w:t xml:space="preserve"> </w:t>
+      </w:r>
+      <w:r>
+        <w:rPr>
+          <w:rFonts w:hint="eastAsia"/>
+        </w:rPr>
+        <w:t>normal방에 몬스터 3개씩 자동 생성, 보스</w:t>
+      </w:r>
+      <w:r>
+        <w:t>방</w:t>
+      </w:r>
+      <w:r>
+        <w:rPr>
+          <w:rFonts w:hint="eastAsia"/>
+        </w:rPr>
+        <w:t xml:space="preserve"> 가운데 생성</w:t>
       </w:r>
     </w:p>
     <w:p>
@@ -1087,6 +1035,7 @@
   <w:style w:type="character" w:default="1" w:styleId="a0">
     <w:name w:val="Default Paragraph Font"/>
     <w:uiPriority w:val="1"/>
+    <w:semiHidden/>
     <w:unhideWhenUsed/>
   </w:style>
   <w:style w:type="table" w:default="1" w:styleId="a1">
